--- a/observatorio-sjc/docs/02-Backlog-do-Produto.docx
+++ b/observatorio-sjc/docs/02-Backlog-do-Produto.docx
@@ -47,7 +47,7 @@
           <w:sz w:val="18"/>
           <w:szCs w:val="18"/>
         </w:rPr>
-        <w:t xml:space="preserve">Disciplina API — Fatec São José dos Campos, curso de Logística</w:t>
+        <w:t xml:space="preserve">Disciplina API — Fatec São José dos Campos, curso </w:t>
       </w:r>
       <w:r>
         <w:rPr>
@@ -57,7 +57,7 @@
           <w:sz w:val="18"/>
           <w:szCs w:val="18"/>
         </w:rPr>
-        <w:t xml:space="preserve"/>
+        <w:t>de logística</w:t>
       </w:r>
     </w:p>
     <w:p>
@@ -117,7 +117,7 @@
         </w:numPr>
       </w:pPr>
       <w:r>
-        <w:t xml:space="preserve">1. Visão geral das sprints</w:t>
+        <w:t>Visão geral das sprints</w:t>
       </w:r>
     </w:p>
     <w:tbl>
@@ -171,7 +171,7 @@
                 <w:b/>
                 <w:bCs/>
               </w:rPr>
-              <w:t>Sprint</w:t>
+              <w:t xml:space="preserve">Sprint</w:t>
             </w:r>
           </w:p>
         </w:tc>
@@ -199,7 +199,7 @@
                 <w:b/>
                 <w:bCs/>
               </w:rPr>
-              <w:t>Objetivo</w:t>
+              <w:t xml:space="preserve">Objetivo</w:t>
             </w:r>
           </w:p>
         </w:tc>
@@ -227,7 +227,7 @@
                 <w:b/>
                 <w:bCs/>
               </w:rPr>
-              <w:t>Data de entrega</w:t>
+              <w:t xml:space="preserve">Data de entrega</w:t>
             </w:r>
           </w:p>
         </w:tc>
@@ -255,7 +255,7 @@
                 <w:b/>
                 <w:bCs/>
               </w:rPr>
-              <w:t>Status</w:t>
+              <w:t xml:space="preserve">Status</w:t>
             </w:r>
           </w:p>
         </w:tc>
@@ -281,7 +281,10 @@
           </w:tcPr>
           <w:p>
             <w:r>
-              <w:t>Sprint 1</w:t>
+              <w:rPr>
+                <w:b w:val="false"/>
+              </w:rPr>
+              <w:t xml:space="preserve">Sprint 1</w:t>
             </w:r>
           </w:p>
         </w:tc>
@@ -305,7 +308,10 @@
           </w:tcPr>
           <w:p>
             <w:r>
-              <w:t>Fundação técnica: pipeline de dados, tratamento de inconsistências e documentação de metodologia</w:t>
+              <w:rPr>
+                <w:b w:val="false"/>
+              </w:rPr>
+              <w:t xml:space="preserve">Fundação técnica: pipeline de dados, tratamento de inconsistências e documentação de metodologia</w:t>
             </w:r>
           </w:p>
         </w:tc>
@@ -329,7 +335,10 @@
           </w:tcPr>
           <w:p>
             <w:r>
-              <w:t>28/09/2026 (confirmada)</w:t>
+              <w:rPr>
+                <w:b w:val="false"/>
+              </w:rPr>
+              <w:t xml:space="preserve">28/09/2026</w:t>
             </w:r>
           </w:p>
         </w:tc>
@@ -353,7 +362,10 @@
           </w:tcPr>
           <w:p>
             <w:r>
-              <w:t>Concluída</w:t>
+              <w:rPr>
+                <w:b w:val="false"/>
+              </w:rPr>
+              <w:t xml:space="preserve">Concluída</w:t>
             </w:r>
           </w:p>
         </w:tc>
@@ -379,7 +391,10 @@
           </w:tcPr>
           <w:p>
             <w:r>
-              <w:t>Sprint 2</w:t>
+              <w:rPr>
+                <w:b w:val="false"/>
+              </w:rPr>
+              <w:t xml:space="preserve">Sprint 2</w:t>
             </w:r>
           </w:p>
         </w:tc>
@@ -403,7 +418,10 @@
           </w:tcPr>
           <w:p>
             <w:r>
-              <w:t>Construção das análises centrais e mapeamento geográfico no Power BI</w:t>
+              <w:rPr>
+                <w:b w:val="false"/>
+              </w:rPr>
+              <w:t xml:space="preserve">Construção das análises centrais e mapeamento geográfico no Power BI</w:t>
             </w:r>
           </w:p>
         </w:tc>
@@ -427,7 +445,10 @@
           </w:tcPr>
           <w:p>
             <w:r>
-              <w:t>26/10/2026 (Entrega 2 — a confirmar detalhamento)</w:t>
+              <w:rPr>
+                <w:b w:val="false"/>
+              </w:rPr>
+              <w:t xml:space="preserve">26/10/2026</w:t>
             </w:r>
           </w:p>
         </w:tc>
@@ -451,7 +472,10 @@
           </w:tcPr>
           <w:p>
             <w:r>
-              <w:t>A iniciar</w:t>
+              <w:rPr>
+                <w:b w:val="false"/>
+              </w:rPr>
+              <w:t xml:space="preserve">Entregue — 2 US concluídas, 2 parciais</w:t>
             </w:r>
           </w:p>
         </w:tc>
@@ -477,7 +501,10 @@
           </w:tcPr>
           <w:p>
             <w:r>
-              <w:t>Sprint 3</w:t>
+              <w:rPr>
+                <w:b w:val="false"/>
+              </w:rPr>
+              <w:t xml:space="preserve">Sprint 3</w:t>
             </w:r>
           </w:p>
         </w:tc>
@@ -501,7 +528,10 @@
           </w:tcPr>
           <w:p>
             <w:r>
-              <w:t>Consolidação do dashboard, relatório técnico final e apresentação ao cliente</w:t>
+              <w:rPr>
+                <w:b w:val="false"/>
+              </w:rPr>
+              <w:t xml:space="preserve">Consolidação do dashboard, relatório técnico final e apresentação ao cliente</w:t>
             </w:r>
           </w:p>
         </w:tc>
@@ -525,7 +555,10 @@
           </w:tcPr>
           <w:p>
             <w:r>
-              <w:t>23/11/2026 (Entrega 3 — a confirmar detalhamento)</w:t>
+              <w:rPr>
+                <w:b w:val="false"/>
+              </w:rPr>
+              <w:t xml:space="preserve">23/11/2026</w:t>
             </w:r>
           </w:p>
         </w:tc>
@@ -549,7 +582,10 @@
           </w:tcPr>
           <w:p>
             <w:r>
-              <w:t>A iniciar</w:t>
+              <w:rPr>
+                <w:b w:val="false"/>
+              </w:rPr>
+              <w:t xml:space="preserve">A iniciar</w:t>
             </w:r>
           </w:p>
         </w:tc>
@@ -1305,7 +1341,7 @@
         <w:pStyle w:val="Ttulo3"/>
       </w:pPr>
       <w:r>
-        <w:t>Sprint 2 — Análises centrais e mapeamento geográfico (entrega 26/10/2026)</w:t>
+        <w:t xml:space="preserve">Sprint 2 — Análises centrais e mapeamento geográfico (entrega 26/10/2026) — ENTREGUE</w:t>
       </w:r>
     </w:p>
     <w:tbl>
@@ -1359,7 +1395,7 @@
                 <w:b/>
                 <w:bCs/>
               </w:rPr>
-              <w:t>ID</w:t>
+              <w:t xml:space="preserve">ID</w:t>
             </w:r>
           </w:p>
         </w:tc>
@@ -1382,27 +1418,46 @@
             <w:vAlign w:val="center"/>
           </w:tcPr>
           <w:p>
-            <w:proofErr w:type="spellStart"/>
             <w:r>
               <w:rPr>
                 <w:b/>
                 <w:bCs/>
               </w:rPr>
-              <w:t>User</w:t>
-            </w:r>
-            <w:proofErr w:type="spellEnd"/>
+              <w:t xml:space="preserve">User Story</w:t>
+            </w:r>
+          </w:p>
+        </w:tc>
+        <w:tc>
+          <w:tcPr>
+            <w:tcW w:w="900" w:type="dxa"/>
+            <w:tcBorders>
+              <w:top w:val="none" w:sz="0" w:space="0" w:color="FFFFFF"/>
+              <w:left w:val="none" w:sz="0" w:space="0" w:color="FFFFFF"/>
+              <w:bottom w:val="single" w:sz="12" w:space="0" w:color="000000"/>
+              <w:right w:val="none" w:sz="0" w:space="0" w:color="FFFFFF"/>
+            </w:tcBorders>
+            <w:shd w:val="clear" w:color="auto" w:fill="FFFFFF"/>
+            <w:tcMar>
+              <w:top w:w="80" w:type="dxa"/>
+              <w:left w:w="100" w:type="dxa"/>
+              <w:bottom w:w="80" w:type="dxa"/>
+              <w:right w:w="100" w:type="dxa"/>
+            </w:tcMar>
+            <w:vAlign w:val="center"/>
+          </w:tcPr>
+          <w:p>
             <w:r>
               <w:rPr>
                 <w:b/>
                 <w:bCs/>
               </w:rPr>
-              <w:t xml:space="preserve"> Story</w:t>
-            </w:r>
-          </w:p>
-        </w:tc>
-        <w:tc>
-          <w:tcPr>
-            <w:tcW w:w="900" w:type="dxa"/>
+              <w:t xml:space="preserve">Prior.</w:t>
+            </w:r>
+          </w:p>
+        </w:tc>
+        <w:tc>
+          <w:tcPr>
+            <w:tcW w:w="1500" w:type="dxa"/>
             <w:tcBorders>
               <w:top w:val="none" w:sz="0" w:space="0" w:color="FFFFFF"/>
               <w:left w:val="none" w:sz="0" w:space="0" w:color="FFFFFF"/>
@@ -1424,35 +1479,7 @@
                 <w:b/>
                 <w:bCs/>
               </w:rPr>
-              <w:t>Prior.</w:t>
-            </w:r>
-          </w:p>
-        </w:tc>
-        <w:tc>
-          <w:tcPr>
-            <w:tcW w:w="1500" w:type="dxa"/>
-            <w:tcBorders>
-              <w:top w:val="none" w:sz="0" w:space="0" w:color="FFFFFF"/>
-              <w:left w:val="none" w:sz="0" w:space="0" w:color="FFFFFF"/>
-              <w:bottom w:val="single" w:sz="12" w:space="0" w:color="000000"/>
-              <w:right w:val="none" w:sz="0" w:space="0" w:color="FFFFFF"/>
-            </w:tcBorders>
-            <w:shd w:val="clear" w:color="auto" w:fill="FFFFFF"/>
-            <w:tcMar>
-              <w:top w:w="80" w:type="dxa"/>
-              <w:left w:w="100" w:type="dxa"/>
-              <w:bottom w:w="80" w:type="dxa"/>
-              <w:right w:w="100" w:type="dxa"/>
-            </w:tcMar>
-            <w:vAlign w:val="center"/>
-          </w:tcPr>
-          <w:p>
-            <w:r>
-              <w:rPr>
-                <w:b/>
-                <w:bCs/>
-              </w:rPr>
-              <w:t>Status</w:t>
+              <w:t xml:space="preserve">Status</w:t>
             </w:r>
           </w:p>
         </w:tc>
@@ -1478,7 +1505,10 @@
           </w:tcPr>
           <w:p>
             <w:r>
-              <w:t>US06</w:t>
+              <w:rPr>
+                <w:b w:val="false"/>
+              </w:rPr>
+              <w:t xml:space="preserve">US06</w:t>
             </w:r>
           </w:p>
         </w:tc>
@@ -1505,232 +1535,32 @@
               <w:spacing w:after="60"/>
             </w:pPr>
             <w:r>
-              <w:t>Como gestor público (usuário do observatório), quero visualizar a distribuição geográfica das empresas de SJC no mapa, para que eu possa identificar polos e vazios industriais na cidade.</w:t>
-            </w:r>
-          </w:p>
-          <w:p>
-            <w:r>
-              <w:t xml:space="preserve">Critério de aceite: mapa no Power BI plota os estabelecimentos </w:t>
-            </w:r>
-            <w:proofErr w:type="spellStart"/>
-            <w:r>
-              <w:t>geocodificados</w:t>
-            </w:r>
-            <w:proofErr w:type="spellEnd"/>
-            <w:r>
-              <w:t xml:space="preserve"> a partir do CEP com taxa de acerto acima de 90%.</w:t>
-            </w:r>
-          </w:p>
-        </w:tc>
-        <w:tc>
-          <w:tcPr>
-            <w:tcW w:w="900" w:type="dxa"/>
-            <w:tcBorders>
-              <w:top w:val="none" w:sz="0" w:space="0" w:color="FFFFFF"/>
-              <w:left w:val="none" w:sz="0" w:space="0" w:color="FFFFFF"/>
-              <w:bottom w:val="single" w:sz="2" w:space="0" w:color="D9D9D9"/>
-              <w:right w:val="none" w:sz="0" w:space="0" w:color="FFFFFF"/>
-            </w:tcBorders>
-            <w:shd w:val="clear" w:color="auto" w:fill="FFFFFF"/>
-            <w:tcMar>
-              <w:top w:w="80" w:type="dxa"/>
-              <w:left w:w="100" w:type="dxa"/>
-              <w:bottom w:w="80" w:type="dxa"/>
-              <w:right w:w="100" w:type="dxa"/>
-            </w:tcMar>
-            <w:vAlign w:val="center"/>
-          </w:tcPr>
-          <w:p>
-            <w:r>
-              <w:t>2</w:t>
-            </w:r>
-          </w:p>
-        </w:tc>
-        <w:tc>
-          <w:tcPr>
-            <w:tcW w:w="1500" w:type="dxa"/>
-            <w:tcBorders>
-              <w:top w:val="none" w:sz="0" w:space="0" w:color="FFFFFF"/>
-              <w:left w:val="none" w:sz="0" w:space="0" w:color="FFFFFF"/>
-              <w:bottom w:val="single" w:sz="2" w:space="0" w:color="D9D9D9"/>
-              <w:right w:val="none" w:sz="0" w:space="0" w:color="FFFFFF"/>
-            </w:tcBorders>
-            <w:shd w:val="clear" w:color="auto" w:fill="FFFFFF"/>
-            <w:tcMar>
-              <w:top w:w="80" w:type="dxa"/>
-              <w:left w:w="100" w:type="dxa"/>
-              <w:bottom w:w="80" w:type="dxa"/>
-              <w:right w:w="100" w:type="dxa"/>
-            </w:tcMar>
-            <w:vAlign w:val="center"/>
-          </w:tcPr>
-          <w:p>
-            <w:r>
-              <w:t>A fazer</w:t>
-            </w:r>
-          </w:p>
-        </w:tc>
-      </w:tr>
-      <w:tr>
-        <w:tc>
-          <w:tcPr>
-            <w:tcW w:w="900" w:type="dxa"/>
-            <w:tcBorders>
-              <w:top w:val="none" w:sz="0" w:space="0" w:color="FFFFFF"/>
-              <w:left w:val="none" w:sz="0" w:space="0" w:color="FFFFFF"/>
-              <w:bottom w:val="single" w:sz="2" w:space="0" w:color="D9D9D9"/>
-              <w:right w:val="none" w:sz="0" w:space="0" w:color="FFFFFF"/>
-            </w:tcBorders>
-            <w:shd w:val="clear" w:color="auto" w:fill="FFFFFF"/>
-            <w:tcMar>
-              <w:top w:w="80" w:type="dxa"/>
-              <w:left w:w="100" w:type="dxa"/>
-              <w:bottom w:w="80" w:type="dxa"/>
-              <w:right w:w="100" w:type="dxa"/>
-            </w:tcMar>
-            <w:vAlign w:val="center"/>
-          </w:tcPr>
-          <w:p>
-            <w:r>
-              <w:t>US07</w:t>
-            </w:r>
-          </w:p>
-        </w:tc>
-        <w:tc>
-          <w:tcPr>
-            <w:tcW w:w="6100" w:type="dxa"/>
-            <w:tcBorders>
-              <w:top w:val="none" w:sz="0" w:space="0" w:color="FFFFFF"/>
-              <w:left w:val="none" w:sz="0" w:space="0" w:color="FFFFFF"/>
-              <w:bottom w:val="single" w:sz="2" w:space="0" w:color="D9D9D9"/>
-              <w:right w:val="none" w:sz="0" w:space="0" w:color="FFFFFF"/>
-            </w:tcBorders>
-            <w:shd w:val="clear" w:color="auto" w:fill="FFFFFF"/>
-            <w:tcMar>
-              <w:top w:w="80" w:type="dxa"/>
-              <w:left w:w="100" w:type="dxa"/>
-              <w:bottom w:w="80" w:type="dxa"/>
-              <w:right w:w="100" w:type="dxa"/>
-            </w:tcMar>
-            <w:vAlign w:val="center"/>
-          </w:tcPr>
+              <w:rPr>
+                <w:b w:val="false"/>
+              </w:rPr>
+              <w:t xml:space="preserve">Como gestor público (usuário do observatório), quero visualizar a distribuição geográfica das empresas de SJC no mapa, para que eu possa identificar polos e vazios industriais na cidade.</w:t>
+            </w:r>
+          </w:p>
           <w:p>
             <w:pPr>
               <w:spacing w:after="60"/>
             </w:pPr>
             <w:r>
-              <w:t>Como gestor público, quero ver um ranking das empresas que mais contratam em SJC, para que eu possa direcionar políticas de fomento ao emprego.</w:t>
-            </w:r>
-          </w:p>
-          <w:p>
-            <w:r>
-              <w:t>Critério de aceite: visual no Power BI lista os estabelecimentos ordenados por número de vínculos ativos, com filtro por setor (agregado, sem identificação nominal — ver DEC-004).</w:t>
-            </w:r>
-          </w:p>
-        </w:tc>
-        <w:tc>
-          <w:tcPr>
-            <w:tcW w:w="900" w:type="dxa"/>
-            <w:tcBorders>
-              <w:top w:val="none" w:sz="0" w:space="0" w:color="FFFFFF"/>
-              <w:left w:val="none" w:sz="0" w:space="0" w:color="FFFFFF"/>
-              <w:bottom w:val="single" w:sz="2" w:space="0" w:color="D9D9D9"/>
-              <w:right w:val="none" w:sz="0" w:space="0" w:color="FFFFFF"/>
-            </w:tcBorders>
-            <w:shd w:val="clear" w:color="auto" w:fill="FFFFFF"/>
-            <w:tcMar>
-              <w:top w:w="80" w:type="dxa"/>
-              <w:left w:w="100" w:type="dxa"/>
-              <w:bottom w:w="80" w:type="dxa"/>
-              <w:right w:w="100" w:type="dxa"/>
-            </w:tcMar>
-            <w:vAlign w:val="center"/>
-          </w:tcPr>
-          <w:p>
-            <w:r>
-              <w:t>7</w:t>
-            </w:r>
-          </w:p>
-        </w:tc>
-        <w:tc>
-          <w:tcPr>
-            <w:tcW w:w="1500" w:type="dxa"/>
-            <w:tcBorders>
-              <w:top w:val="none" w:sz="0" w:space="0" w:color="FFFFFF"/>
-              <w:left w:val="none" w:sz="0" w:space="0" w:color="FFFFFF"/>
-              <w:bottom w:val="single" w:sz="2" w:space="0" w:color="D9D9D9"/>
-              <w:right w:val="none" w:sz="0" w:space="0" w:color="FFFFFF"/>
-            </w:tcBorders>
-            <w:shd w:val="clear" w:color="auto" w:fill="FFFFFF"/>
-            <w:tcMar>
-              <w:top w:w="80" w:type="dxa"/>
-              <w:left w:w="100" w:type="dxa"/>
-              <w:bottom w:w="80" w:type="dxa"/>
-              <w:right w:w="100" w:type="dxa"/>
-            </w:tcMar>
-            <w:vAlign w:val="center"/>
-          </w:tcPr>
-          <w:p>
-            <w:r>
-              <w:t>A fazer</w:t>
-            </w:r>
-          </w:p>
-        </w:tc>
-      </w:tr>
-      <w:tr>
-        <w:tc>
-          <w:tcPr>
-            <w:tcW w:w="900" w:type="dxa"/>
-            <w:tcBorders>
-              <w:top w:val="none" w:sz="0" w:space="0" w:color="FFFFFF"/>
-              <w:left w:val="none" w:sz="0" w:space="0" w:color="FFFFFF"/>
-              <w:bottom w:val="single" w:sz="2" w:space="0" w:color="D9D9D9"/>
-              <w:right w:val="none" w:sz="0" w:space="0" w:color="FFFFFF"/>
-            </w:tcBorders>
-            <w:shd w:val="clear" w:color="auto" w:fill="FFFFFF"/>
-            <w:tcMar>
-              <w:top w:w="80" w:type="dxa"/>
-              <w:left w:w="100" w:type="dxa"/>
-              <w:bottom w:w="80" w:type="dxa"/>
-              <w:right w:w="100" w:type="dxa"/>
-            </w:tcMar>
-            <w:vAlign w:val="center"/>
-          </w:tcPr>
-          <w:p>
-            <w:r>
-              <w:t>US08</w:t>
-            </w:r>
-          </w:p>
-        </w:tc>
-        <w:tc>
-          <w:tcPr>
-            <w:tcW w:w="6100" w:type="dxa"/>
-            <w:tcBorders>
-              <w:top w:val="none" w:sz="0" w:space="0" w:color="FFFFFF"/>
-              <w:left w:val="none" w:sz="0" w:space="0" w:color="FFFFFF"/>
-              <w:bottom w:val="single" w:sz="2" w:space="0" w:color="D9D9D9"/>
-              <w:right w:val="none" w:sz="0" w:space="0" w:color="FFFFFF"/>
-            </w:tcBorders>
-            <w:shd w:val="clear" w:color="auto" w:fill="FFFFFF"/>
-            <w:tcMar>
-              <w:top w:w="80" w:type="dxa"/>
-              <w:left w:w="100" w:type="dxa"/>
-              <w:bottom w:w="80" w:type="dxa"/>
-              <w:right w:w="100" w:type="dxa"/>
-            </w:tcMar>
-            <w:vAlign w:val="center"/>
-          </w:tcPr>
+              <w:rPr>
+                <w:b w:val="false"/>
+              </w:rPr>
+              <w:t xml:space="preserve">Critério de aceite: mapa no Power BI plota os estabelecimentos geocodificados a partir do CEP com taxa de acerto acima de 90%.</w:t>
+            </w:r>
+          </w:p>
           <w:p>
             <w:pPr>
               <w:spacing w:after="60"/>
             </w:pPr>
             <w:r>
-              <w:t>Como gestor público, quero identificar quais setores/áreas estão em alta em termos de contratação, para que eu possa priorizar investimentos e qualificação de mão de obra.</w:t>
-            </w:r>
-          </w:p>
-          <w:p>
-            <w:r>
-              <w:t>Critério de aceite: visual mostra a evolução de contratações por setor (CNAE agrupado).</w:t>
+              <w:rPr>
+                <w:b w:val="false"/>
+              </w:rPr>
+              <w:t xml:space="preserve">Situação: 99,99% dos estabelecimentos com região oficial e 78% com ponto no mapa (nível de bairro); o mapa do painel ainda localiza pelo texto do CEP.</w:t>
             </w:r>
           </w:p>
         </w:tc>
@@ -1754,7 +1584,10 @@
           </w:tcPr>
           <w:p>
             <w:r>
-              <w:t>8</w:t>
+              <w:rPr>
+                <w:b w:val="false"/>
+              </w:rPr>
+              <w:t xml:space="preserve">2</w:t>
             </w:r>
           </w:p>
         </w:tc>
@@ -1778,7 +1611,10 @@
           </w:tcPr>
           <w:p>
             <w:r>
-              <w:t>A fazer</w:t>
+              <w:rPr>
+                <w:b w:val="false"/>
+              </w:rPr>
+              <w:t xml:space="preserve">Parcial — restante na Sprint 3</w:t>
             </w:r>
           </w:p>
         </w:tc>
@@ -1804,7 +1640,10 @@
           </w:tcPr>
           <w:p>
             <w:r>
-              <w:t>US09</w:t>
+              <w:rPr>
+                <w:b w:val="false"/>
+              </w:rPr>
+              <w:t xml:space="preserve">US07</w:t>
             </w:r>
           </w:p>
         </w:tc>
@@ -1831,12 +1670,32 @@
               <w:spacing w:after="60"/>
             </w:pPr>
             <w:r>
-              <w:t>Como gestor público, quero visualizar o impacto do ecossistema de empresas no PIB municipal (dados do IBGE), para que eu possa avaliar a relevância econômica de cada setor.</w:t>
-            </w:r>
-          </w:p>
-          <w:p>
-            <w:r>
-              <w:t>Critério de aceite: dashboard cruza dados RAIS 2024 e PIB dos Municípios (IBGE) 2023 por setor, com fonte, ano e defasagem indicados (DEC-005).</w:t>
+              <w:rPr>
+                <w:b w:val="false"/>
+              </w:rPr>
+              <w:t xml:space="preserve">Como gestor público, quero ver um ranking das empresas que mais contratam em SJC, para que eu possa direcionar políticas de fomento ao emprego.</w:t>
+            </w:r>
+          </w:p>
+          <w:p>
+            <w:pPr>
+              <w:spacing w:after="60"/>
+            </w:pPr>
+            <w:r>
+              <w:rPr>
+                <w:b w:val="false"/>
+              </w:rPr>
+              <w:t xml:space="preserve">Critério de aceite: visual no Power BI lista os estabelecimentos ordenados por número de vínculos ativos, com filtro por setor (agregado, sem identificação nominal — ver DEC-004).</w:t>
+            </w:r>
+          </w:p>
+          <w:p>
+            <w:pPr>
+              <w:spacing w:after="60"/>
+            </w:pPr>
+            <w:r>
+              <w:rPr>
+                <w:b w:val="false"/>
+              </w:rPr>
+              <w:t xml:space="preserve">Situação: rankings Top 10 de setores por estabelecimentos e por empregos CLT na página Setor de Atividades.</w:t>
             </w:r>
           </w:p>
         </w:tc>
@@ -1860,7 +1719,10 @@
           </w:tcPr>
           <w:p>
             <w:r>
-              <w:t>9</w:t>
+              <w:rPr>
+                <w:b w:val="false"/>
+              </w:rPr>
+              <w:t xml:space="preserve">7</w:t>
             </w:r>
           </w:p>
         </w:tc>
@@ -1884,7 +1746,280 @@
           </w:tcPr>
           <w:p>
             <w:r>
-              <w:t>A fazer</w:t>
+              <w:rPr>
+                <w:b w:val="false"/>
+              </w:rPr>
+              <w:t xml:space="preserve">Concluído (agregado — DEC-004)</w:t>
+            </w:r>
+          </w:p>
+        </w:tc>
+      </w:tr>
+      <w:tr>
+        <w:tc>
+          <w:tcPr>
+            <w:tcW w:w="900" w:type="dxa"/>
+            <w:tcBorders>
+              <w:top w:val="none" w:sz="0" w:space="0" w:color="FFFFFF"/>
+              <w:left w:val="none" w:sz="0" w:space="0" w:color="FFFFFF"/>
+              <w:bottom w:val="single" w:sz="2" w:space="0" w:color="D9D9D9"/>
+              <w:right w:val="none" w:sz="0" w:space="0" w:color="FFFFFF"/>
+            </w:tcBorders>
+            <w:shd w:val="clear" w:color="auto" w:fill="FFFFFF"/>
+            <w:tcMar>
+              <w:top w:w="80" w:type="dxa"/>
+              <w:left w:w="100" w:type="dxa"/>
+              <w:bottom w:w="80" w:type="dxa"/>
+              <w:right w:w="100" w:type="dxa"/>
+            </w:tcMar>
+            <w:vAlign w:val="center"/>
+          </w:tcPr>
+          <w:p>
+            <w:r>
+              <w:rPr>
+                <w:b w:val="false"/>
+              </w:rPr>
+              <w:t xml:space="preserve">US08</w:t>
+            </w:r>
+          </w:p>
+        </w:tc>
+        <w:tc>
+          <w:tcPr>
+            <w:tcW w:w="6100" w:type="dxa"/>
+            <w:tcBorders>
+              <w:top w:val="none" w:sz="0" w:space="0" w:color="FFFFFF"/>
+              <w:left w:val="none" w:sz="0" w:space="0" w:color="FFFFFF"/>
+              <w:bottom w:val="single" w:sz="2" w:space="0" w:color="D9D9D9"/>
+              <w:right w:val="none" w:sz="0" w:space="0" w:color="FFFFFF"/>
+            </w:tcBorders>
+            <w:shd w:val="clear" w:color="auto" w:fill="FFFFFF"/>
+            <w:tcMar>
+              <w:top w:w="80" w:type="dxa"/>
+              <w:left w:w="100" w:type="dxa"/>
+              <w:bottom w:w="80" w:type="dxa"/>
+              <w:right w:w="100" w:type="dxa"/>
+            </w:tcMar>
+            <w:vAlign w:val="center"/>
+          </w:tcPr>
+          <w:p>
+            <w:pPr>
+              <w:spacing w:after="60"/>
+            </w:pPr>
+            <w:r>
+              <w:rPr>
+                <w:b w:val="false"/>
+              </w:rPr>
+              <w:t xml:space="preserve">Como gestor público, quero identificar quais setores/áreas estão em alta em termos de contratação, para que eu possa priorizar investimentos e qualificação de mão de obra.</w:t>
+            </w:r>
+          </w:p>
+          <w:p>
+            <w:pPr>
+              <w:spacing w:after="60"/>
+            </w:pPr>
+            <w:r>
+              <w:rPr>
+                <w:b w:val="false"/>
+              </w:rPr>
+              <w:t xml:space="preserve">Critério de aceite: visual mostra a evolução de contratações por setor (CNAE agrupado).</w:t>
+            </w:r>
+          </w:p>
+          <w:p>
+            <w:pPr>
+              <w:spacing w:after="60"/>
+            </w:pPr>
+            <w:r>
+              <w:rPr>
+                <w:b w:val="false"/>
+              </w:rPr>
+              <w:t xml:space="preserve">Situação: a base tem só a RAIS 2024, sem série histórica; o painel mostra os setores predominantes e a participação de cada um, mas não a evolução.</w:t>
+            </w:r>
+          </w:p>
+        </w:tc>
+        <w:tc>
+          <w:tcPr>
+            <w:tcW w:w="900" w:type="dxa"/>
+            <w:tcBorders>
+              <w:top w:val="none" w:sz="0" w:space="0" w:color="FFFFFF"/>
+              <w:left w:val="none" w:sz="0" w:space="0" w:color="FFFFFF"/>
+              <w:bottom w:val="single" w:sz="2" w:space="0" w:color="D9D9D9"/>
+              <w:right w:val="none" w:sz="0" w:space="0" w:color="FFFFFF"/>
+            </w:tcBorders>
+            <w:shd w:val="clear" w:color="auto" w:fill="FFFFFF"/>
+            <w:tcMar>
+              <w:top w:w="80" w:type="dxa"/>
+              <w:left w:w="100" w:type="dxa"/>
+              <w:bottom w:w="80" w:type="dxa"/>
+              <w:right w:w="100" w:type="dxa"/>
+            </w:tcMar>
+            <w:vAlign w:val="center"/>
+          </w:tcPr>
+          <w:p>
+            <w:r>
+              <w:rPr>
+                <w:b w:val="false"/>
+              </w:rPr>
+              <w:t xml:space="preserve">8</w:t>
+            </w:r>
+          </w:p>
+        </w:tc>
+        <w:tc>
+          <w:tcPr>
+            <w:tcW w:w="1500" w:type="dxa"/>
+            <w:tcBorders>
+              <w:top w:val="none" w:sz="0" w:space="0" w:color="FFFFFF"/>
+              <w:left w:val="none" w:sz="0" w:space="0" w:color="FFFFFF"/>
+              <w:bottom w:val="single" w:sz="2" w:space="0" w:color="D9D9D9"/>
+              <w:right w:val="none" w:sz="0" w:space="0" w:color="FFFFFF"/>
+            </w:tcBorders>
+            <w:shd w:val="clear" w:color="auto" w:fill="FFFFFF"/>
+            <w:tcMar>
+              <w:top w:w="80" w:type="dxa"/>
+              <w:left w:w="100" w:type="dxa"/>
+              <w:bottom w:w="80" w:type="dxa"/>
+              <w:right w:w="100" w:type="dxa"/>
+            </w:tcMar>
+            <w:vAlign w:val="center"/>
+          </w:tcPr>
+          <w:p>
+            <w:r>
+              <w:rPr>
+                <w:b w:val="false"/>
+              </w:rPr>
+              <w:t xml:space="preserve">Parcial — replanejar na Sprint 3</w:t>
+            </w:r>
+          </w:p>
+        </w:tc>
+      </w:tr>
+      <w:tr>
+        <w:tc>
+          <w:tcPr>
+            <w:tcW w:w="900" w:type="dxa"/>
+            <w:tcBorders>
+              <w:top w:val="none" w:sz="0" w:space="0" w:color="FFFFFF"/>
+              <w:left w:val="none" w:sz="0" w:space="0" w:color="FFFFFF"/>
+              <w:bottom w:val="single" w:sz="2" w:space="0" w:color="D9D9D9"/>
+              <w:right w:val="none" w:sz="0" w:space="0" w:color="FFFFFF"/>
+            </w:tcBorders>
+            <w:shd w:val="clear" w:color="auto" w:fill="FFFFFF"/>
+            <w:tcMar>
+              <w:top w:w="80" w:type="dxa"/>
+              <w:left w:w="100" w:type="dxa"/>
+              <w:bottom w:w="80" w:type="dxa"/>
+              <w:right w:w="100" w:type="dxa"/>
+            </w:tcMar>
+            <w:vAlign w:val="center"/>
+          </w:tcPr>
+          <w:p>
+            <w:r>
+              <w:rPr>
+                <w:b w:val="false"/>
+              </w:rPr>
+              <w:t xml:space="preserve">US09</w:t>
+            </w:r>
+          </w:p>
+        </w:tc>
+        <w:tc>
+          <w:tcPr>
+            <w:tcW w:w="6100" w:type="dxa"/>
+            <w:tcBorders>
+              <w:top w:val="none" w:sz="0" w:space="0" w:color="FFFFFF"/>
+              <w:left w:val="none" w:sz="0" w:space="0" w:color="FFFFFF"/>
+              <w:bottom w:val="single" w:sz="2" w:space="0" w:color="D9D9D9"/>
+              <w:right w:val="none" w:sz="0" w:space="0" w:color="FFFFFF"/>
+            </w:tcBorders>
+            <w:shd w:val="clear" w:color="auto" w:fill="FFFFFF"/>
+            <w:tcMar>
+              <w:top w:w="80" w:type="dxa"/>
+              <w:left w:w="100" w:type="dxa"/>
+              <w:bottom w:w="80" w:type="dxa"/>
+              <w:right w:w="100" w:type="dxa"/>
+            </w:tcMar>
+            <w:vAlign w:val="center"/>
+          </w:tcPr>
+          <w:p>
+            <w:pPr>
+              <w:spacing w:after="60"/>
+            </w:pPr>
+            <w:r>
+              <w:rPr>
+                <w:b w:val="false"/>
+              </w:rPr>
+              <w:t xml:space="preserve">Como gestor público, quero visualizar o impacto do ecossistema de empresas no PIB municipal (dados do IBGE), para que eu possa avaliar a relevância econômica de cada setor.</w:t>
+            </w:r>
+          </w:p>
+          <w:p>
+            <w:pPr>
+              <w:spacing w:after="60"/>
+            </w:pPr>
+            <w:r>
+              <w:rPr>
+                <w:b w:val="false"/>
+              </w:rPr>
+              <w:t xml:space="preserve">Critério de aceite: dashboard cruza dados RAIS 2024 e PIB dos Municípios (IBGE) por setor, com fonte, ano e defasagem indicados (DEC-005).</w:t>
+            </w:r>
+          </w:p>
+          <w:p>
+            <w:pPr>
+              <w:spacing w:after="60"/>
+            </w:pPr>
+            <w:r>
+              <w:rPr>
+                <w:b w:val="false"/>
+              </w:rPr>
+              <w:t xml:space="preserve">Situação: página PIB e Emprego com PIB 2002–2023, valor adicionado por setor e produtividade relativa (VAB 2021 × emprego 2024).</w:t>
+            </w:r>
+          </w:p>
+        </w:tc>
+        <w:tc>
+          <w:tcPr>
+            <w:tcW w:w="900" w:type="dxa"/>
+            <w:tcBorders>
+              <w:top w:val="none" w:sz="0" w:space="0" w:color="FFFFFF"/>
+              <w:left w:val="none" w:sz="0" w:space="0" w:color="FFFFFF"/>
+              <w:bottom w:val="single" w:sz="2" w:space="0" w:color="D9D9D9"/>
+              <w:right w:val="none" w:sz="0" w:space="0" w:color="FFFFFF"/>
+            </w:tcBorders>
+            <w:shd w:val="clear" w:color="auto" w:fill="FFFFFF"/>
+            <w:tcMar>
+              <w:top w:w="80" w:type="dxa"/>
+              <w:left w:w="100" w:type="dxa"/>
+              <w:bottom w:w="80" w:type="dxa"/>
+              <w:right w:w="100" w:type="dxa"/>
+            </w:tcMar>
+            <w:vAlign w:val="center"/>
+          </w:tcPr>
+          <w:p>
+            <w:r>
+              <w:rPr>
+                <w:b w:val="false"/>
+              </w:rPr>
+              <w:t xml:space="preserve">9</w:t>
+            </w:r>
+          </w:p>
+        </w:tc>
+        <w:tc>
+          <w:tcPr>
+            <w:tcW w:w="1500" w:type="dxa"/>
+            <w:tcBorders>
+              <w:top w:val="none" w:sz="0" w:space="0" w:color="FFFFFF"/>
+              <w:left w:val="none" w:sz="0" w:space="0" w:color="FFFFFF"/>
+              <w:bottom w:val="single" w:sz="2" w:space="0" w:color="D9D9D9"/>
+              <w:right w:val="none" w:sz="0" w:space="0" w:color="FFFFFF"/>
+            </w:tcBorders>
+            <w:shd w:val="clear" w:color="auto" w:fill="FFFFFF"/>
+            <w:tcMar>
+              <w:top w:w="80" w:type="dxa"/>
+              <w:left w:w="100" w:type="dxa"/>
+              <w:bottom w:w="80" w:type="dxa"/>
+              <w:right w:w="100" w:type="dxa"/>
+            </w:tcMar>
+            <w:vAlign w:val="center"/>
+          </w:tcPr>
+          <w:p>
+            <w:r>
+              <w:rPr>
+                <w:b w:val="false"/>
+              </w:rPr>
+              <w:t xml:space="preserve">Concluído</w:t>
             </w:r>
           </w:p>
         </w:tc>
@@ -1895,7 +2030,7 @@
         <w:pStyle w:val="Ttulo3"/>
       </w:pPr>
       <w:r>
-        <w:t>Sprint 3 — Consolidação e entrega final (entrega 23/11/2026)</w:t>
+        <w:t xml:space="preserve">Sprint 3 — Consolidação e entrega final (entrega 23/11/2026)</w:t>
       </w:r>
     </w:p>
     <w:tbl>
@@ -1949,7 +2084,7 @@
                 <w:b/>
                 <w:bCs/>
               </w:rPr>
-              <w:t>ID</w:t>
+              <w:t xml:space="preserve">ID</w:t>
             </w:r>
           </w:p>
         </w:tc>
@@ -1972,27 +2107,46 @@
             <w:vAlign w:val="center"/>
           </w:tcPr>
           <w:p>
-            <w:proofErr w:type="spellStart"/>
             <w:r>
               <w:rPr>
                 <w:b/>
                 <w:bCs/>
               </w:rPr>
-              <w:t>User</w:t>
-            </w:r>
-            <w:proofErr w:type="spellEnd"/>
+              <w:t xml:space="preserve">User Story</w:t>
+            </w:r>
+          </w:p>
+        </w:tc>
+        <w:tc>
+          <w:tcPr>
+            <w:tcW w:w="900" w:type="dxa"/>
+            <w:tcBorders>
+              <w:top w:val="none" w:sz="0" w:space="0" w:color="FFFFFF"/>
+              <w:left w:val="none" w:sz="0" w:space="0" w:color="FFFFFF"/>
+              <w:bottom w:val="single" w:sz="12" w:space="0" w:color="000000"/>
+              <w:right w:val="none" w:sz="0" w:space="0" w:color="FFFFFF"/>
+            </w:tcBorders>
+            <w:shd w:val="clear" w:color="auto" w:fill="FFFFFF"/>
+            <w:tcMar>
+              <w:top w:w="80" w:type="dxa"/>
+              <w:left w:w="100" w:type="dxa"/>
+              <w:bottom w:w="80" w:type="dxa"/>
+              <w:right w:w="100" w:type="dxa"/>
+            </w:tcMar>
+            <w:vAlign w:val="center"/>
+          </w:tcPr>
+          <w:p>
             <w:r>
               <w:rPr>
                 <w:b/>
                 <w:bCs/>
               </w:rPr>
-              <w:t xml:space="preserve"> Story</w:t>
-            </w:r>
-          </w:p>
-        </w:tc>
-        <w:tc>
-          <w:tcPr>
-            <w:tcW w:w="900" w:type="dxa"/>
+              <w:t xml:space="preserve">Prior.</w:t>
+            </w:r>
+          </w:p>
+        </w:tc>
+        <w:tc>
+          <w:tcPr>
+            <w:tcW w:w="1500" w:type="dxa"/>
             <w:tcBorders>
               <w:top w:val="none" w:sz="0" w:space="0" w:color="FFFFFF"/>
               <w:left w:val="none" w:sz="0" w:space="0" w:color="FFFFFF"/>
@@ -2014,35 +2168,7 @@
                 <w:b/>
                 <w:bCs/>
               </w:rPr>
-              <w:t>Prior.</w:t>
-            </w:r>
-          </w:p>
-        </w:tc>
-        <w:tc>
-          <w:tcPr>
-            <w:tcW w:w="1500" w:type="dxa"/>
-            <w:tcBorders>
-              <w:top w:val="none" w:sz="0" w:space="0" w:color="FFFFFF"/>
-              <w:left w:val="none" w:sz="0" w:space="0" w:color="FFFFFF"/>
-              <w:bottom w:val="single" w:sz="12" w:space="0" w:color="000000"/>
-              <w:right w:val="none" w:sz="0" w:space="0" w:color="FFFFFF"/>
-            </w:tcBorders>
-            <w:shd w:val="clear" w:color="auto" w:fill="FFFFFF"/>
-            <w:tcMar>
-              <w:top w:w="80" w:type="dxa"/>
-              <w:left w:w="100" w:type="dxa"/>
-              <w:bottom w:w="80" w:type="dxa"/>
-              <w:right w:w="100" w:type="dxa"/>
-            </w:tcMar>
-            <w:vAlign w:val="center"/>
-          </w:tcPr>
-          <w:p>
-            <w:r>
-              <w:rPr>
-                <w:b/>
-                <w:bCs/>
-              </w:rPr>
-              <w:t>Status</w:t>
+              <w:t xml:space="preserve">Status</w:t>
             </w:r>
           </w:p>
         </w:tc>
@@ -2068,7 +2194,10 @@
           </w:tcPr>
           <w:p>
             <w:r>
-              <w:t>US10</w:t>
+              <w:rPr>
+                <w:b w:val="false"/>
+              </w:rPr>
+              <w:t xml:space="preserve">US10</w:t>
             </w:r>
           </w:p>
         </w:tc>
@@ -2095,119 +2224,32 @@
               <w:spacing w:after="60"/>
             </w:pPr>
             <w:r>
-              <w:t>Como gestor público, quero acompanhar as contratações mais recentes registradas na RAIS, para que eu possa monitorar a dinâmica do mercado de trabalho local.</w:t>
-            </w:r>
-          </w:p>
-          <w:p>
-            <w:r>
-              <w:t>Critério de aceite: painel exibe as contratações do período mais recente disponível nos dados, ordenadas por data.</w:t>
-            </w:r>
-          </w:p>
-        </w:tc>
-        <w:tc>
-          <w:tcPr>
-            <w:tcW w:w="900" w:type="dxa"/>
-            <w:tcBorders>
-              <w:top w:val="none" w:sz="0" w:space="0" w:color="FFFFFF"/>
-              <w:left w:val="none" w:sz="0" w:space="0" w:color="FFFFFF"/>
-              <w:bottom w:val="single" w:sz="2" w:space="0" w:color="D9D9D9"/>
-              <w:right w:val="none" w:sz="0" w:space="0" w:color="FFFFFF"/>
-            </w:tcBorders>
-            <w:shd w:val="clear" w:color="auto" w:fill="FFFFFF"/>
-            <w:tcMar>
-              <w:top w:w="80" w:type="dxa"/>
-              <w:left w:w="100" w:type="dxa"/>
-              <w:bottom w:w="80" w:type="dxa"/>
-              <w:right w:w="100" w:type="dxa"/>
-            </w:tcMar>
-            <w:vAlign w:val="center"/>
-          </w:tcPr>
-          <w:p>
-            <w:r>
-              <w:t>10</w:t>
-            </w:r>
-          </w:p>
-        </w:tc>
-        <w:tc>
-          <w:tcPr>
-            <w:tcW w:w="1500" w:type="dxa"/>
-            <w:tcBorders>
-              <w:top w:val="none" w:sz="0" w:space="0" w:color="FFFFFF"/>
-              <w:left w:val="none" w:sz="0" w:space="0" w:color="FFFFFF"/>
-              <w:bottom w:val="single" w:sz="2" w:space="0" w:color="D9D9D9"/>
-              <w:right w:val="none" w:sz="0" w:space="0" w:color="FFFFFF"/>
-            </w:tcBorders>
-            <w:shd w:val="clear" w:color="auto" w:fill="FFFFFF"/>
-            <w:tcMar>
-              <w:top w:w="80" w:type="dxa"/>
-              <w:left w:w="100" w:type="dxa"/>
-              <w:bottom w:w="80" w:type="dxa"/>
-              <w:right w:w="100" w:type="dxa"/>
-            </w:tcMar>
-            <w:vAlign w:val="center"/>
-          </w:tcPr>
-          <w:p>
-            <w:r>
-              <w:t>A fazer</w:t>
-            </w:r>
-          </w:p>
-        </w:tc>
-      </w:tr>
-      <w:tr>
-        <w:tc>
-          <w:tcPr>
-            <w:tcW w:w="900" w:type="dxa"/>
-            <w:tcBorders>
-              <w:top w:val="none" w:sz="0" w:space="0" w:color="FFFFFF"/>
-              <w:left w:val="none" w:sz="0" w:space="0" w:color="FFFFFF"/>
-              <w:bottom w:val="single" w:sz="2" w:space="0" w:color="D9D9D9"/>
-              <w:right w:val="none" w:sz="0" w:space="0" w:color="FFFFFF"/>
-            </w:tcBorders>
-            <w:shd w:val="clear" w:color="auto" w:fill="FFFFFF"/>
-            <w:tcMar>
-              <w:top w:w="80" w:type="dxa"/>
-              <w:left w:w="100" w:type="dxa"/>
-              <w:bottom w:w="80" w:type="dxa"/>
-              <w:right w:w="100" w:type="dxa"/>
-            </w:tcMar>
-            <w:vAlign w:val="center"/>
-          </w:tcPr>
-          <w:p>
-            <w:r>
-              <w:t>US11</w:t>
-            </w:r>
-          </w:p>
-        </w:tc>
-        <w:tc>
-          <w:tcPr>
-            <w:tcW w:w="6100" w:type="dxa"/>
-            <w:tcBorders>
-              <w:top w:val="none" w:sz="0" w:space="0" w:color="FFFFFF"/>
-              <w:left w:val="none" w:sz="0" w:space="0" w:color="FFFFFF"/>
-              <w:bottom w:val="single" w:sz="2" w:space="0" w:color="D9D9D9"/>
-              <w:right w:val="none" w:sz="0" w:space="0" w:color="FFFFFF"/>
-            </w:tcBorders>
-            <w:shd w:val="clear" w:color="auto" w:fill="FFFFFF"/>
-            <w:tcMar>
-              <w:top w:w="80" w:type="dxa"/>
-              <w:left w:w="100" w:type="dxa"/>
-              <w:bottom w:w="80" w:type="dxa"/>
-              <w:right w:w="100" w:type="dxa"/>
-            </w:tcMar>
-            <w:vAlign w:val="center"/>
-          </w:tcPr>
+              <w:rPr>
+                <w:b w:val="false"/>
+              </w:rPr>
+              <w:t xml:space="preserve">Como gestor público, quero acompanhar as contratações mais recentes registradas na RAIS, para que eu possa monitorar a dinâmica do mercado de trabalho local.</w:t>
+            </w:r>
+          </w:p>
           <w:p>
             <w:pPr>
               <w:spacing w:after="60"/>
             </w:pPr>
             <w:r>
-              <w:t>Como cliente (CADI / Secretaria de Desenvolvimento Econômico), quero um dashboard consolidado no Power BI, nos moldes do Observatório da Inovação RS, acompanhado do relatório técnico final e da apresentação, para que eu possa usar a ferramenta na tomada de decisão.</w:t>
-            </w:r>
-          </w:p>
-          <w:p>
-            <w:r>
-              <w:lastRenderedPageBreak/>
-              <w:t>Critério de aceite: dashboard publicado reúne todos os visuais das sprints anteriores; relatório técnico e apresentação entregues e aprovados pelos orientadores.</w:t>
+              <w:rPr>
+                <w:b w:val="false"/>
+              </w:rPr>
+              <w:t xml:space="preserve">Critério de aceite: painel exibe as contratações do período mais recente disponível nos dados, ordenadas por data.</w:t>
+            </w:r>
+          </w:p>
+          <w:p>
+            <w:pPr>
+              <w:spacing w:after="60"/>
+            </w:pPr>
+            <w:r>
+              <w:rPr>
+                <w:b w:val="false"/>
+              </w:rPr>
+              <w:t xml:space="preserve">Atenção: a RAIS Estabelecimentos não traz datas de admissão — exige outra fonte (RAIS Vínculos) ou revisão do critério com o cliente.</w:t>
             </w:r>
           </w:p>
         </w:tc>
@@ -2231,8 +2273,10 @@
           </w:tcPr>
           <w:p>
             <w:r>
-              <w:lastRenderedPageBreak/>
-              <w:t>11</w:t>
+              <w:rPr>
+                <w:b w:val="false"/>
+              </w:rPr>
+              <w:t xml:space="preserve">10</w:t>
             </w:r>
           </w:p>
         </w:tc>
@@ -2256,12 +2300,159 @@
           </w:tcPr>
           <w:p>
             <w:r>
-              <w:t>A fazer</w:t>
+              <w:rPr>
+                <w:b w:val="false"/>
+              </w:rPr>
+              <w:t xml:space="preserve">A fazer — risco de dados</w:t>
+            </w:r>
+          </w:p>
+        </w:tc>
+      </w:tr>
+      <w:tr>
+        <w:tc>
+          <w:tcPr>
+            <w:tcW w:w="900" w:type="dxa"/>
+            <w:tcBorders>
+              <w:top w:val="none" w:sz="0" w:space="0" w:color="FFFFFF"/>
+              <w:left w:val="none" w:sz="0" w:space="0" w:color="FFFFFF"/>
+              <w:bottom w:val="single" w:sz="2" w:space="0" w:color="D9D9D9"/>
+              <w:right w:val="none" w:sz="0" w:space="0" w:color="FFFFFF"/>
+            </w:tcBorders>
+            <w:shd w:val="clear" w:color="auto" w:fill="FFFFFF"/>
+            <w:tcMar>
+              <w:top w:w="80" w:type="dxa"/>
+              <w:left w:w="100" w:type="dxa"/>
+              <w:bottom w:w="80" w:type="dxa"/>
+              <w:right w:w="100" w:type="dxa"/>
+            </w:tcMar>
+            <w:vAlign w:val="center"/>
+          </w:tcPr>
+          <w:p>
+            <w:r>
+              <w:rPr>
+                <w:b w:val="false"/>
+              </w:rPr>
+              <w:t xml:space="preserve">US11</w:t>
+            </w:r>
+          </w:p>
+        </w:tc>
+        <w:tc>
+          <w:tcPr>
+            <w:tcW w:w="6100" w:type="dxa"/>
+            <w:tcBorders>
+              <w:top w:val="none" w:sz="0" w:space="0" w:color="FFFFFF"/>
+              <w:left w:val="none" w:sz="0" w:space="0" w:color="FFFFFF"/>
+              <w:bottom w:val="single" w:sz="2" w:space="0" w:color="D9D9D9"/>
+              <w:right w:val="none" w:sz="0" w:space="0" w:color="FFFFFF"/>
+            </w:tcBorders>
+            <w:shd w:val="clear" w:color="auto" w:fill="FFFFFF"/>
+            <w:tcMar>
+              <w:top w:w="80" w:type="dxa"/>
+              <w:left w:w="100" w:type="dxa"/>
+              <w:bottom w:w="80" w:type="dxa"/>
+              <w:right w:w="100" w:type="dxa"/>
+            </w:tcMar>
+            <w:vAlign w:val="center"/>
+          </w:tcPr>
+          <w:p>
+            <w:pPr>
+              <w:spacing w:after="60"/>
+            </w:pPr>
+            <w:r>
+              <w:rPr>
+                <w:b w:val="false"/>
+              </w:rPr>
+              <w:t xml:space="preserve">Como cliente (CADI / Secretaria de Desenvolvimento Econômico), quero um dashboard consolidado no Power BI, nos moldes do Observatório da Inovação RS, acompanhado do relatório técnico final e da apresentação, para que eu possa usar a ferramenta na tomada de decisão.</w:t>
+            </w:r>
+          </w:p>
+          <w:p>
+            <w:pPr>
+              <w:spacing w:after="60"/>
+            </w:pPr>
+            <w:r>
+              <w:rPr>
+                <w:b w:val="false"/>
+              </w:rPr>
+              <w:t xml:space="preserve">Critério de aceite: dashboard publicado reúne todos os visuais das sprints anteriores; relatório técnico e apresentação entregues e aprovados pelos orientadores.</w:t>
+            </w:r>
+          </w:p>
+        </w:tc>
+        <w:tc>
+          <w:tcPr>
+            <w:tcW w:w="900" w:type="dxa"/>
+            <w:tcBorders>
+              <w:top w:val="none" w:sz="0" w:space="0" w:color="FFFFFF"/>
+              <w:left w:val="none" w:sz="0" w:space="0" w:color="FFFFFF"/>
+              <w:bottom w:val="single" w:sz="2" w:space="0" w:color="D9D9D9"/>
+              <w:right w:val="none" w:sz="0" w:space="0" w:color="FFFFFF"/>
+            </w:tcBorders>
+            <w:shd w:val="clear" w:color="auto" w:fill="FFFFFF"/>
+            <w:tcMar>
+              <w:top w:w="80" w:type="dxa"/>
+              <w:left w:w="100" w:type="dxa"/>
+              <w:bottom w:w="80" w:type="dxa"/>
+              <w:right w:w="100" w:type="dxa"/>
+            </w:tcMar>
+            <w:vAlign w:val="center"/>
+          </w:tcPr>
+          <w:p>
+            <w:r>
+              <w:rPr>
+                <w:b w:val="false"/>
+              </w:rPr>
+              <w:t xml:space="preserve">11</w:t>
+            </w:r>
+          </w:p>
+        </w:tc>
+        <w:tc>
+          <w:tcPr>
+            <w:tcW w:w="1500" w:type="dxa"/>
+            <w:tcBorders>
+              <w:top w:val="none" w:sz="0" w:space="0" w:color="FFFFFF"/>
+              <w:left w:val="none" w:sz="0" w:space="0" w:color="FFFFFF"/>
+              <w:bottom w:val="single" w:sz="2" w:space="0" w:color="D9D9D9"/>
+              <w:right w:val="none" w:sz="0" w:space="0" w:color="FFFFFF"/>
+            </w:tcBorders>
+            <w:shd w:val="clear" w:color="auto" w:fill="FFFFFF"/>
+            <w:tcMar>
+              <w:top w:w="80" w:type="dxa"/>
+              <w:left w:w="100" w:type="dxa"/>
+              <w:bottom w:w="80" w:type="dxa"/>
+              <w:right w:w="100" w:type="dxa"/>
+            </w:tcMar>
+            <w:vAlign w:val="center"/>
+          </w:tcPr>
+          <w:p>
+            <w:r>
+              <w:rPr>
+                <w:b w:val="false"/>
+              </w:rPr>
+              <w:t xml:space="preserve">A fazer</w:t>
             </w:r>
           </w:p>
         </w:tc>
       </w:tr>
     </w:tbl>
+    <w:p>
+      <w:pPr>
+        <w:spacing w:after="40"/>
+        <w:rPr>
+          <w:b/>
+          <w:bCs/>
+          <w:color w:val="auto"/>
+        </w:rPr>
+      </w:pPr>
+      <w:r>
+        <w:rPr>
+          <w:b/>
+          <w:bCs/>
+          <w:color w:val="auto"/>
+          <w:sz w:val="18"/>
+          <w:szCs w:val="18"/>
+        </w:rPr>
+        <w:t xml:space="preserve">Itens herdados da Sprint 2: US06 (mapa por latitude/longitude, região Norte oficial e pontos restantes) e US08 (fonte para a evolução dos setores). Ver 09-Backlog-Sprint-3.</w:t>
+      </w:r>
+    </w:p>
     <w:p>
       <w:pPr>
         <w:spacing w:after="60"/>
